--- a/DBT_Self_Learning.docx
+++ b/DBT_Self_Learning.docx
@@ -235,7 +235,7 @@
           <w:noProof/>
         </w:rPr>
         <w:drawing>
-          <wp:inline distT="0" distB="0" distL="0" distR="0" wp14:anchorId="6C3766A5" wp14:editId="3017F29D">
+          <wp:inline distT="0" distB="0" distL="0" distR="0" wp14:anchorId="6C3766A5" wp14:editId="63248B13">
             <wp:extent cx="5670550" cy="3008630"/>
             <wp:effectExtent l="0" t="0" r="6350" b="1270"/>
             <wp:docPr id="1333824571" name="Picture 4"/>
@@ -367,7 +367,7 @@
           <w:noProof/>
         </w:rPr>
         <w:drawing>
-          <wp:inline distT="0" distB="0" distL="0" distR="0" wp14:anchorId="2765C883" wp14:editId="15747778">
+          <wp:inline distT="0" distB="0" distL="0" distR="0" wp14:anchorId="2765C883" wp14:editId="725FE015">
             <wp:extent cx="5731510" cy="3010535"/>
             <wp:effectExtent l="0" t="0" r="2540" b="0"/>
             <wp:docPr id="1957039707" name="Picture 1"/>
@@ -426,7 +426,7 @@
           <w:noProof/>
         </w:rPr>
         <w:drawing>
-          <wp:inline distT="0" distB="0" distL="0" distR="0" wp14:anchorId="067FE5CA" wp14:editId="2365DA4D">
+          <wp:inline distT="0" distB="0" distL="0" distR="0" wp14:anchorId="067FE5CA" wp14:editId="3F8BD464">
             <wp:extent cx="5731510" cy="2955290"/>
             <wp:effectExtent l="0" t="0" r="2540" b="0"/>
             <wp:docPr id="1936367770" name="Picture 2"/>
@@ -514,6 +514,183 @@
                     <a:xfrm>
                       <a:off x="0" y="0"/>
                       <a:ext cx="5731510" cy="2938145"/>
+                    </a:xfrm>
+                    <a:prstGeom prst="rect">
+                      <a:avLst/>
+                    </a:prstGeom>
+                  </pic:spPr>
+                </pic:pic>
+              </a:graphicData>
+            </a:graphic>
+          </wp:inline>
+        </w:drawing>
+      </w:r>
+    </w:p>
+    <w:p/>
+    <w:p>
+      <w:r>
+        <w:lastRenderedPageBreak/>
+        <w:t>9. 175</w:t>
+      </w:r>
+      <w:r>
+        <w:br/>
+      </w:r>
+      <w:r>
+        <w:br/>
+      </w:r>
+      <w:r>
+        <w:rPr>
+          <w:noProof/>
+        </w:rPr>
+        <w:drawing>
+          <wp:inline distT="0" distB="0" distL="0" distR="0" wp14:anchorId="639D877D" wp14:editId="4B8B7171">
+            <wp:extent cx="5731510" cy="3042285"/>
+            <wp:effectExtent l="0" t="0" r="2540" b="5715"/>
+            <wp:docPr id="2009997054" name="Picture 1"/>
+            <wp:cNvGraphicFramePr>
+              <a:graphicFrameLocks xmlns:a="http://schemas.openxmlformats.org/drawingml/2006/main" noChangeAspect="1"/>
+            </wp:cNvGraphicFramePr>
+            <a:graphic xmlns:a="http://schemas.openxmlformats.org/drawingml/2006/main">
+              <a:graphicData uri="http://schemas.openxmlformats.org/drawingml/2006/picture">
+                <pic:pic xmlns:pic="http://schemas.openxmlformats.org/drawingml/2006/picture">
+                  <pic:nvPicPr>
+                    <pic:cNvPr id="2009997054" name="Picture 2009997054"/>
+                    <pic:cNvPicPr/>
+                  </pic:nvPicPr>
+                  <pic:blipFill>
+                    <a:blip r:embed="rId14" cstate="print">
+                      <a:extLst>
+                        <a:ext uri="{28A0092B-C50C-407E-A947-70E740481C1C}">
+                          <a14:useLocalDpi xmlns:a14="http://schemas.microsoft.com/office/drawing/2010/main" val="0"/>
+                        </a:ext>
+                      </a:extLst>
+                    </a:blip>
+                    <a:stretch>
+                      <a:fillRect/>
+                    </a:stretch>
+                  </pic:blipFill>
+                  <pic:spPr>
+                    <a:xfrm>
+                      <a:off x="0" y="0"/>
+                      <a:ext cx="5731510" cy="3042285"/>
+                    </a:xfrm>
+                    <a:prstGeom prst="rect">
+                      <a:avLst/>
+                    </a:prstGeom>
+                  </pic:spPr>
+                </pic:pic>
+              </a:graphicData>
+            </a:graphic>
+          </wp:inline>
+        </w:drawing>
+      </w:r>
+    </w:p>
+    <w:p/>
+    <w:p>
+      <w:r>
+        <w:t>10.  178</w:t>
+      </w:r>
+      <w:r>
+        <w:br/>
+      </w:r>
+      <w:r>
+        <w:br/>
+      </w:r>
+      <w:r>
+        <w:rPr>
+          <w:noProof/>
+        </w:rPr>
+        <w:drawing>
+          <wp:inline distT="0" distB="0" distL="0" distR="0" wp14:anchorId="63057F79" wp14:editId="74CBDA87">
+            <wp:extent cx="5731510" cy="2973070"/>
+            <wp:effectExtent l="0" t="0" r="2540" b="0"/>
+            <wp:docPr id="1666514688" name="Picture 2"/>
+            <wp:cNvGraphicFramePr>
+              <a:graphicFrameLocks xmlns:a="http://schemas.openxmlformats.org/drawingml/2006/main" noChangeAspect="1"/>
+            </wp:cNvGraphicFramePr>
+            <a:graphic xmlns:a="http://schemas.openxmlformats.org/drawingml/2006/main">
+              <a:graphicData uri="http://schemas.openxmlformats.org/drawingml/2006/picture">
+                <pic:pic xmlns:pic="http://schemas.openxmlformats.org/drawingml/2006/picture">
+                  <pic:nvPicPr>
+                    <pic:cNvPr id="1666514688" name="Picture 1666514688"/>
+                    <pic:cNvPicPr/>
+                  </pic:nvPicPr>
+                  <pic:blipFill>
+                    <a:blip r:embed="rId15" cstate="print">
+                      <a:extLst>
+                        <a:ext uri="{28A0092B-C50C-407E-A947-70E740481C1C}">
+                          <a14:useLocalDpi xmlns:a14="http://schemas.microsoft.com/office/drawing/2010/main" val="0"/>
+                        </a:ext>
+                      </a:extLst>
+                    </a:blip>
+                    <a:stretch>
+                      <a:fillRect/>
+                    </a:stretch>
+                  </pic:blipFill>
+                  <pic:spPr>
+                    <a:xfrm>
+                      <a:off x="0" y="0"/>
+                      <a:ext cx="5731510" cy="2973070"/>
+                    </a:xfrm>
+                    <a:prstGeom prst="rect">
+                      <a:avLst/>
+                    </a:prstGeom>
+                  </pic:spPr>
+                </pic:pic>
+              </a:graphicData>
+            </a:graphic>
+          </wp:inline>
+        </w:drawing>
+      </w:r>
+      <w:r>
+        <w:br/>
+      </w:r>
+      <w:r>
+        <w:br/>
+        <w:t>11.  180</w:t>
+      </w:r>
+      <w:r>
+        <w:br/>
+      </w:r>
+      <w:r>
+        <w:lastRenderedPageBreak/>
+        <w:br/>
+      </w:r>
+      <w:r>
+        <w:rPr>
+          <w:noProof/>
+        </w:rPr>
+        <w:drawing>
+          <wp:inline distT="0" distB="0" distL="0" distR="0" wp14:anchorId="64470A74" wp14:editId="6FFDC06C">
+            <wp:extent cx="5731510" cy="2980690"/>
+            <wp:effectExtent l="0" t="0" r="2540" b="0"/>
+            <wp:docPr id="1364069991" name="Picture 3"/>
+            <wp:cNvGraphicFramePr>
+              <a:graphicFrameLocks xmlns:a="http://schemas.openxmlformats.org/drawingml/2006/main" noChangeAspect="1"/>
+            </wp:cNvGraphicFramePr>
+            <a:graphic xmlns:a="http://schemas.openxmlformats.org/drawingml/2006/main">
+              <a:graphicData uri="http://schemas.openxmlformats.org/drawingml/2006/picture">
+                <pic:pic xmlns:pic="http://schemas.openxmlformats.org/drawingml/2006/picture">
+                  <pic:nvPicPr>
+                    <pic:cNvPr id="1364069991" name="Picture 1364069991"/>
+                    <pic:cNvPicPr/>
+                  </pic:nvPicPr>
+                  <pic:blipFill>
+                    <a:blip r:embed="rId16" cstate="print">
+                      <a:extLst>
+                        <a:ext uri="{28A0092B-C50C-407E-A947-70E740481C1C}">
+                          <a14:useLocalDpi xmlns:a14="http://schemas.microsoft.com/office/drawing/2010/main" val="0"/>
+                        </a:ext>
+                      </a:extLst>
+                    </a:blip>
+                    <a:stretch>
+                      <a:fillRect/>
+                    </a:stretch>
+                  </pic:blipFill>
+                  <pic:spPr>
+                    <a:xfrm>
+                      <a:off x="0" y="0"/>
+                      <a:ext cx="5731510" cy="2980690"/>
                     </a:xfrm>
                     <a:prstGeom prst="rect">
                       <a:avLst/>
